--- a/klagomål/A 29865-2026 FSC-klagomål.docx
+++ b/klagomål/A 29865-2026 FSC-klagomål.docx
@@ -1588,7 +1588,7 @@
     <w:r>
       <w:tab/>
       <w:tab/>
-      <w:t>2026-08-18</w:t>
+      <w:t>2026-08-19</w:t>
       <w:br/>
       <w:br/>
     </w:r>

--- a/klagomål/A 29865-2026 FSC-klagomål.docx
+++ b/klagomål/A 29865-2026 FSC-klagomål.docx
@@ -1588,7 +1588,7 @@
     <w:r>
       <w:tab/>
       <w:tab/>
-      <w:t>2026-08-19</w:t>
+      <w:t>2026-08-20</w:t>
       <w:br/>
       <w:br/>
     </w:r>

--- a/klagomål/A 29865-2026 FSC-klagomål.docx
+++ b/klagomål/A 29865-2026 FSC-klagomål.docx
@@ -1588,7 +1588,7 @@
     <w:r>
       <w:tab/>
       <w:tab/>
-      <w:t>2026-08-20</w:t>
+      <w:t>2026-08-21</w:t>
       <w:br/>
       <w:br/>
     </w:r>

--- a/klagomål/A 29865-2026 FSC-klagomål.docx
+++ b/klagomål/A 29865-2026 FSC-klagomål.docx
@@ -1588,7 +1588,7 @@
     <w:r>
       <w:tab/>
       <w:tab/>
-      <w:t>2026-08-21</w:t>
+      <w:t>2026-08-22</w:t>
       <w:br/>
       <w:br/>
     </w:r>

--- a/klagomål/A 29865-2026 FSC-klagomål.docx
+++ b/klagomål/A 29865-2026 FSC-klagomål.docx
@@ -216,12 +216,12 @@
         <w:spacing w:after="240"/>
       </w:pPr>
       <w:r>
-        <w:t>Figur 1. Fyndplatser för naturvårdsarter i och inom 15 meter från avverkningsanmälan. Markörer utan svart kant är placerade på fyndplatsen. Markörer med svart kant är placerade vid sidan av fyndplatsen och har ett svart streck som visar fyndplatsens exakta position. Kartans mittpunktskoordinat är N 6754262, E 452453 i SWEREF 99 TM.</w:t>
+        <w:t>Figur 1. Fyndplatser för naturvårdsarter i och inom 25 meter från avverkningsanmälan. Markörer utan svart kant är placerade på fyndplatsen. Markörer med svart kant är placerade vid sidan av fyndplatsen och har ett svart streck som visar fyndplatsens exakta position. Kartans mittpunktskoordinat är N 6754262, E 452453 i SWEREF 99 TM.</w:t>
       </w:r>
     </w:p>
     <w:p>
       <w:r>
-        <w:t>I och inom 15 meter från avverkningsanmälan finns fynd av 11 naturvårdsarter, varav 7 är rödlistade, 3 är fridlysta, 9 är typiska (T) och 1 är signalart (S): garnlav (VU, T), knärot (VU, T, §8), dvärgbägarlav (NT, T), kolflarnlav (NT, T), mörk kolflarnlav (NT), vedflamlav (NT), violettgrå tagellav (NT, T), mindre märgborre (S, T), spillkråka (T, §4), timmerticka (T) och tjäder (T, §4). Se Figur 1.</w:t>
+        <w:t>I och inom 25 meter från avverkningsanmälan finns fynd av 12 naturvårdsarter, varav 7 är rödlistade, 3 är fridlysta, 9 är typiska (T) och 2 är signalarter (S): garnlav (VU, T), knärot (VU, T, §8), dvärgbägarlav (NT, T), kolflarnlav (NT, T), mörk kolflarnlav (NT), vedflamlav (NT), violettgrå tagellav (NT, T), mindre märgborre (S, T), rödgul trumpetsvamp (S), spillkråka (T, §4), timmerticka (T) och tjäder (T, §4). Se Figur 1.</w:t>
       </w:r>
     </w:p>
     <w:p>
@@ -501,6 +501,17 @@
         <w:rPr>
           <w:b/>
         </w:rPr>
+        <w:t xml:space="preserve">Rödgul trumpetsvamp </w:t>
+      </w:r>
+      <w:r>
+        <w:t>signalerar kalkrika barrsumpskogar eller avgränsade små mineralrika ytor i barrskogslandskapet, vilka normalt har höga naturvärden. I urbergsbygder är den en bra signalart på känsliga skogsbiotoper (Nitare &amp; Skogsstyrelsen, 2019).</w:t>
+      </w:r>
+    </w:p>
+    <w:p>
+      <w:r>
+        <w:rPr>
+          <w:b/>
+        </w:rPr>
         <w:t>Spillkråka (§4)</w:t>
       </w:r>
       <w:r>
@@ -689,7 +700,7 @@
         <w:rPr>
           <w:i/>
         </w:rPr>
-        <w:t>I det avverkningsanmälda skogsområdet har 11 naturvårdsarter varav 7 rödlistade arter sina livsmiljöer och växtplatser.</w:t>
+        <w:t>I det avverkningsanmälda skogsområdet har 12 naturvårdsarter varav 7 rödlistade arter sina livsmiljöer och växtplatser.</w:t>
       </w:r>
     </w:p>
     <w:p>
@@ -1588,7 +1599,7 @@
     <w:r>
       <w:tab/>
       <w:tab/>
-      <w:t>2026-08-22</w:t>
+      <w:t>2026-08-23</w:t>
       <w:br/>
       <w:br/>
     </w:r>

--- a/klagomål/A 29865-2026 FSC-klagomål.docx
+++ b/klagomål/A 29865-2026 FSC-klagomål.docx
@@ -1599,7 +1599,7 @@
     <w:r>
       <w:tab/>
       <w:tab/>
-      <w:t>2026-08-23</w:t>
+      <w:t>2026-08-24</w:t>
       <w:br/>
       <w:br/>
     </w:r>

--- a/klagomål/A 29865-2026 FSC-klagomål.docx
+++ b/klagomål/A 29865-2026 FSC-klagomål.docx
@@ -1599,7 +1599,7 @@
     <w:r>
       <w:tab/>
       <w:tab/>
-      <w:t>2026-08-24</w:t>
+      <w:t>2026-08-25</w:t>
       <w:br/>
       <w:br/>
     </w:r>

--- a/klagomål/A 29865-2026 FSC-klagomål.docx
+++ b/klagomål/A 29865-2026 FSC-klagomål.docx
@@ -1599,7 +1599,7 @@
     <w:r>
       <w:tab/>
       <w:tab/>
-      <w:t>2026-08-25</w:t>
+      <w:t>2026-08-26</w:t>
       <w:br/>
       <w:br/>
     </w:r>

--- a/klagomål/A 29865-2026 FSC-klagomål.docx
+++ b/klagomål/A 29865-2026 FSC-klagomål.docx
@@ -1599,7 +1599,7 @@
     <w:r>
       <w:tab/>
       <w:tab/>
-      <w:t>2026-08-26</w:t>
+      <w:t>2026-08-27</w:t>
       <w:br/>
       <w:br/>
     </w:r>

--- a/klagomål/A 29865-2026 FSC-klagomål.docx
+++ b/klagomål/A 29865-2026 FSC-klagomål.docx
@@ -1599,7 +1599,7 @@
     <w:r>
       <w:tab/>
       <w:tab/>
-      <w:t>2026-08-27</w:t>
+      <w:t>2026-08-28</w:t>
       <w:br/>
       <w:br/>
     </w:r>

--- a/klagomål/A 29865-2026 FSC-klagomål.docx
+++ b/klagomål/A 29865-2026 FSC-klagomål.docx
@@ -1599,7 +1599,7 @@
     <w:r>
       <w:tab/>
       <w:tab/>
-      <w:t>2026-08-28</w:t>
+      <w:t>2026-08-29</w:t>
       <w:br/>
       <w:br/>
     </w:r>

--- a/klagomål/A 29865-2026 FSC-klagomål.docx
+++ b/klagomål/A 29865-2026 FSC-klagomål.docx
@@ -1599,7 +1599,7 @@
     <w:r>
       <w:tab/>
       <w:tab/>
-      <w:t>2026-08-29</w:t>
+      <w:t>2026-08-31</w:t>
       <w:br/>
       <w:br/>
     </w:r>

--- a/klagomål/A 29865-2026 FSC-klagomål.docx
+++ b/klagomål/A 29865-2026 FSC-klagomål.docx
@@ -1599,7 +1599,7 @@
     <w:r>
       <w:tab/>
       <w:tab/>
-      <w:t>2026-08-31</w:t>
+      <w:t>2026-09-01</w:t>
       <w:br/>
       <w:br/>
     </w:r>

--- a/klagomål/A 29865-2026 FSC-klagomål.docx
+++ b/klagomål/A 29865-2026 FSC-klagomål.docx
@@ -1599,7 +1599,7 @@
     <w:r>
       <w:tab/>
       <w:tab/>
-      <w:t>2026-09-01</w:t>
+      <w:t>2026-09-02</w:t>
       <w:br/>
       <w:br/>
     </w:r>

--- a/klagomål/A 29865-2026 FSC-klagomål.docx
+++ b/klagomål/A 29865-2026 FSC-klagomål.docx
@@ -1599,7 +1599,7 @@
     <w:r>
       <w:tab/>
       <w:tab/>
-      <w:t>2026-09-02</w:t>
+      <w:t>2026-09-03</w:t>
       <w:br/>
       <w:br/>
     </w:r>

--- a/klagomål/A 29865-2026 FSC-klagomål.docx
+++ b/klagomål/A 29865-2026 FSC-klagomål.docx
@@ -1599,7 +1599,7 @@
     <w:r>
       <w:tab/>
       <w:tab/>
-      <w:t>2026-09-03</w:t>
+      <w:t>2026-09-04</w:t>
       <w:br/>
       <w:br/>
     </w:r>

--- a/klagomål/A 29865-2026 FSC-klagomål.docx
+++ b/klagomål/A 29865-2026 FSC-klagomål.docx
@@ -1599,7 +1599,7 @@
     <w:r>
       <w:tab/>
       <w:tab/>
-      <w:t>2026-09-04</w:t>
+      <w:t>2026-09-05</w:t>
       <w:br/>
       <w:br/>
     </w:r>
